--- a/Doc/Berichterstattung/Berichte/IoT_Raumklimasteuerung_Bericht.docx
+++ b/Doc/Berichterstattung/Berichte/IoT_Raumklimasteuerung_Bericht.docx
@@ -8,6 +8,9 @@
         <w:jc w:val="right"/>
       </w:pPr>
       <w:r>
+        <w:rPr>
+          <w:noProof/>
+        </w:rPr>
         <w:drawing>
           <wp:inline distT="0" distB="0" distL="0" distR="0" wp14:anchorId="21B30863" wp14:editId="6C557B07">
             <wp:extent cx="1872000" cy="599907"/>
@@ -114,6 +117,9 @@
         <w:jc w:val="center"/>
       </w:pPr>
       <w:r>
+        <w:rPr>
+          <w:noProof/>
+        </w:rPr>
         <w:drawing>
           <wp:inline distT="0" distB="0" distL="0" distR="0" wp14:anchorId="3F356225" wp14:editId="7E030CB0">
             <wp:extent cx="5135999" cy="3851999"/>
@@ -155,40 +161,48 @@
       <w:pPr>
         <w:spacing w:after="80"/>
         <w:jc w:val="center"/>
+        <w:rPr>
+          <w:lang w:val="en-US"/>
+        </w:rPr>
       </w:pPr>
       <w:r>
         <w:rPr>
           <w:sz w:val="16"/>
+          <w:lang w:val="en-US"/>
         </w:rPr>
-        <w:t xml:space="preserve">Circuit </w:t>
+        <w:t xml:space="preserve">Circuit Playground </w:t>
       </w:r>
       <w:proofErr w:type="spellStart"/>
       <w:r>
         <w:rPr>
           <w:sz w:val="16"/>
+          <w:lang w:val="en-US"/>
         </w:rPr>
-        <w:t>Playground</w:t>
+        <w:t>Bluefruit</w:t>
       </w:r>
       <w:proofErr w:type="spellEnd"/>
       <w:r>
         <w:rPr>
           <w:sz w:val="16"/>
+          <w:lang w:val="en-US"/>
         </w:rPr>
-        <w:t xml:space="preserve"> </w:t>
+        <w:t xml:space="preserve"> · </w:t>
       </w:r>
       <w:proofErr w:type="spellStart"/>
       <w:r>
         <w:rPr>
           <w:sz w:val="16"/>
+          <w:lang w:val="en-US"/>
         </w:rPr>
-        <w:t>Bluefruit</w:t>
+        <w:t>Produktfoto</w:t>
       </w:r>
       <w:proofErr w:type="spellEnd"/>
       <w:r>
         <w:rPr>
           <w:sz w:val="16"/>
+          <w:lang w:val="en-US"/>
         </w:rPr>
-        <w:t xml:space="preserve"> · Produktfoto: Adafruit Industries [11]</w:t>
+        <w:t>: Adafruit Industries [11]</w:t>
       </w:r>
     </w:p>
     <w:p>
@@ -500,22 +514,13 @@
         <w:br/>
         <w:t>Ebru </w:t>
       </w:r>
-      <w:proofErr w:type="spellStart"/>
       <w:proofErr w:type="gramStart"/>
       <w:r>
         <w:rPr>
           <w:color w:val="173B4D"/>
           <w:sz w:val="18"/>
         </w:rPr>
-        <w:t>Demirtay</w:t>
-      </w:r>
-      <w:proofErr w:type="spellEnd"/>
-      <w:r>
-        <w:rPr>
-          <w:color w:val="173B4D"/>
-          <w:sz w:val="18"/>
-        </w:rPr>
-        <w:t xml:space="preserve">  |</w:t>
+        <w:t>Demirtay  |</w:t>
       </w:r>
       <w:proofErr w:type="gramEnd"/>
       <w:r>
@@ -9601,6 +9606,9 @@
         <w:jc w:val="center"/>
       </w:pPr>
       <w:r>
+        <w:rPr>
+          <w:noProof/>
+        </w:rPr>
         <w:drawing>
           <wp:inline distT="0" distB="0" distL="0" distR="0" wp14:anchorId="26C99481" wp14:editId="1E52E61E">
             <wp:extent cx="5868000" cy="1540350"/>
@@ -9682,6 +9690,9 @@
         <w:keepNext/>
       </w:pPr>
       <w:r>
+        <w:rPr>
+          <w:noProof/>
+        </w:rPr>
         <w:drawing>
           <wp:inline distT="0" distB="0" distL="0" distR="0" wp14:anchorId="704BE4CD" wp14:editId="2A958555">
             <wp:extent cx="5796000" cy="5175000"/>
@@ -10142,8 +10153,14 @@
             <w:pPr>
               <w:spacing w:after="0" w:line="252" w:lineRule="auto"/>
               <w:jc w:val="left"/>
-            </w:pPr>
-            <w:r>
+              <w:rPr>
+                <w:lang w:val="en-US"/>
+              </w:rPr>
+            </w:pPr>
+            <w:r>
+              <w:rPr>
+                <w:lang w:val="en-US"/>
+              </w:rPr>
               <w:t>Python / USB-CDC / Modbus TCP</w:t>
             </w:r>
           </w:p>
@@ -10247,8 +10264,14 @@
               <w:keepNext/>
               <w:spacing w:after="0" w:line="252" w:lineRule="auto"/>
               <w:jc w:val="left"/>
-            </w:pPr>
-            <w:r>
+              <w:rPr>
+                <w:lang w:val="en-US"/>
+              </w:rPr>
+            </w:pPr>
+            <w:r>
+              <w:rPr>
+                <w:lang w:val="en-US"/>
+              </w:rPr>
               <w:t>Python / Flask / SQLite / Modbus TCP</w:t>
             </w:r>
           </w:p>
@@ -10694,6 +10717,9 @@
         <w:keepNext/>
       </w:pPr>
       <w:r>
+        <w:rPr>
+          <w:noProof/>
+        </w:rPr>
         <w:lastRenderedPageBreak/>
         <w:drawing>
           <wp:inline distT="0" distB="0" distL="0" distR="0" wp14:anchorId="4528E745" wp14:editId="4D3D104B">
@@ -11069,6 +11095,9 @@
         <w:keepNext/>
       </w:pPr>
       <w:r>
+        <w:rPr>
+          <w:noProof/>
+        </w:rPr>
         <w:drawing>
           <wp:inline distT="0" distB="0" distL="0" distR="0" wp14:anchorId="3AA6D900" wp14:editId="2DDFA0FB">
             <wp:extent cx="5796000" cy="5175000"/>
@@ -15539,9 +15568,126 @@
     <w:p>
       <w:pPr>
         <w:spacing w:after="2600"/>
+        <w:jc w:val="left"/>
+        <w:rPr>
+          <w:lang w:val="de-CH"/>
+        </w:rPr>
       </w:pPr>
       <w:r>
-        <w:t>[Persönliche Reflexion ergänzen: eigener Beitrag, Erfahrungen, Schwierigkeiten, Gelerntes und Verbesserungen.]</w:t>
+        <w:rPr>
+          <w:lang w:val="de-CH"/>
+        </w:rPr>
+        <w:t xml:space="preserve">Zu Beginn wirkte das Projekt auf mich etwas einschüchternd. Unser Team bestand aus neun Personen mit sehr unterschiedlichen Vorkenntnissen. Einige verfügten bereits über viel Erfahrung, während andere erst am Anfang standen. Besonders bei der Versionierung mit </w:t>
+      </w:r>
+      <w:proofErr w:type="spellStart"/>
+      <w:r>
+        <w:rPr>
+          <w:lang w:val="de-CH"/>
+        </w:rPr>
+        <w:t>Git</w:t>
+      </w:r>
+      <w:proofErr w:type="spellEnd"/>
+      <w:r>
+        <w:rPr>
+          <w:lang w:val="de-CH"/>
+        </w:rPr>
+        <w:t xml:space="preserve"> zeigte sich dieser Unterschied: Manche begrüssten den Vorschlag sofort, andere hatten bisher noch nie damit gearbeitet. Deshalb sah ich die Koordination und Zusammenarbeit zunächst als grosse Herausforderung.</w:t>
+      </w:r>
+      <w:r>
+        <w:rPr>
+          <w:lang w:val="de-CH"/>
+        </w:rPr>
+        <w:br/>
+      </w:r>
+      <w:r>
+        <w:rPr>
+          <w:lang w:val="de-CH"/>
+        </w:rPr>
+        <w:br/>
+      </w:r>
+      <w:r>
+        <w:rPr>
+          <w:lang w:val="de-CH"/>
+        </w:rPr>
+        <w:t xml:space="preserve">Nach einer Abstimmung im Team übernahm ich die Projektleitung. Neben meinen technischen Beiträgen unterstützte ich weniger erfahrene Teammitglieder mit kurzen persönlichen Einführungen in </w:t>
+      </w:r>
+      <w:proofErr w:type="spellStart"/>
+      <w:r>
+        <w:rPr>
+          <w:lang w:val="de-CH"/>
+        </w:rPr>
+        <w:t>Git</w:t>
+      </w:r>
+      <w:proofErr w:type="spellEnd"/>
+      <w:r>
+        <w:rPr>
+          <w:lang w:val="de-CH"/>
+        </w:rPr>
+        <w:t>. Dabei lernte ich, Erklärungen an unterschiedliche Wissensstände anzupassen und mir bewusst Zeit für Fragen zu nehmen. Diese Aufgabe forderte mich und half mir, meine Führungs- und Organisationsfähigkeiten deutlich weiterzuentwickeln.</w:t>
+      </w:r>
+      <w:r>
+        <w:rPr>
+          <w:lang w:val="de-CH"/>
+        </w:rPr>
+        <w:br/>
+      </w:r>
+      <w:r>
+        <w:rPr>
+          <w:lang w:val="de-CH"/>
+        </w:rPr>
+        <w:br/>
+      </w:r>
+      <w:r>
+        <w:rPr>
+          <w:lang w:val="de-CH"/>
+        </w:rPr>
+        <w:t xml:space="preserve">Auch die technische Umsetzung bereitete mir grosse Freude. Besonders wertvoll fand ich, gemeinsam Ideen zu entwickeln und Vorschläge aus dem Team umzusetzen. Beispiele dafür waren der Einsatz von </w:t>
+      </w:r>
+      <w:proofErr w:type="spellStart"/>
+      <w:r>
+        <w:rPr>
+          <w:lang w:val="de-CH"/>
+        </w:rPr>
+        <w:t>Tailscale</w:t>
+      </w:r>
+      <w:proofErr w:type="spellEnd"/>
+      <w:r>
+        <w:rPr>
+          <w:lang w:val="de-CH"/>
+        </w:rPr>
+        <w:t xml:space="preserve"> sowie die direkte Nutzung von </w:t>
+      </w:r>
+      <w:proofErr w:type="spellStart"/>
+      <w:r>
+        <w:rPr>
+          <w:lang w:val="de-CH"/>
+        </w:rPr>
+        <w:t>Git</w:t>
+      </w:r>
+      <w:proofErr w:type="spellEnd"/>
+      <w:r>
+        <w:rPr>
+          <w:lang w:val="de-CH"/>
+        </w:rPr>
+        <w:t xml:space="preserve"> auf den Raspberry Pis, wodurch sich das Übertragen und Aktualisieren der Programme vereinfachte. So konnte ich sowohl mein technisches Wissen erweitern als auch von den Erfahrungen anderer profitieren.</w:t>
+      </w:r>
+      <w:r>
+        <w:rPr>
+          <w:lang w:val="de-CH"/>
+        </w:rPr>
+        <w:br/>
+      </w:r>
+      <w:r>
+        <w:rPr>
+          <w:lang w:val="de-CH"/>
+        </w:rPr>
+        <w:br/>
+      </w:r>
+      <w:r>
+        <w:rPr>
+          <w:lang w:val="de-CH"/>
+        </w:rPr>
+        <w:t>Für zukünftige Projekte würde ich die Vorkenntnisse im Team bereits zu Beginn genauer erfassen und eine gemeinsame Einführung in die eingesetzten Werkzeuge einplanen. Zudem würde ich Abläufe und Zuständigkeiten frühzeitig klar festhalten, damit alle möglichst selbstständig mitarbeiten können. Insgesamt war das Projekt für mich ein grosser Erfolg – sowohl hinsichtlich der technischen Umsetzung als auch meiner persönlichen Entwicklung als Projektleiter.</w:t>
       </w:r>
     </w:p>
     <w:p>
@@ -18896,43 +19042,55 @@
       <w:r>
         <w:rPr>
           <w:sz w:val="20"/>
+          <w:lang w:val="en-US"/>
         </w:rPr>
         <w:t>[11]</w:t>
+      </w:r>
+      <w:r>
+        <w:rPr>
+          <w:sz w:val="20"/>
+          <w:lang w:val="en-US"/>
+        </w:rPr>
+        <w:tab/>
+        <w:t xml:space="preserve">Adafruit Industries: Circuit Playground </w:t>
+      </w:r>
+      <w:proofErr w:type="spellStart"/>
+      <w:r>
+        <w:rPr>
+          <w:sz w:val="20"/>
+          <w:lang w:val="en-US"/>
+        </w:rPr>
+        <w:t>Bluefruit</w:t>
+      </w:r>
+      <w:proofErr w:type="spellEnd"/>
+      <w:r>
+        <w:rPr>
+          <w:sz w:val="20"/>
+          <w:lang w:val="en-US"/>
+        </w:rPr>
+        <w:t xml:space="preserve"> – Bluetooth Low Energy, </w:t>
+      </w:r>
+      <w:proofErr w:type="spellStart"/>
+      <w:r>
+        <w:rPr>
+          <w:sz w:val="20"/>
+          <w:lang w:val="en-US"/>
+        </w:rPr>
+        <w:t>Produkt</w:t>
+      </w:r>
+      <w:proofErr w:type="spellEnd"/>
+      <w:r>
+        <w:rPr>
+          <w:sz w:val="20"/>
+          <w:lang w:val="en-US"/>
+        </w:rPr>
+        <w:t xml:space="preserve">-ID 4333. </w:t>
       </w:r>
       <w:r>
         <w:rPr>
           <w:sz w:val="20"/>
         </w:rPr>
-        <w:tab/>
-        <w:t xml:space="preserve">Adafruit Industries: Circuit </w:t>
-      </w:r>
-      <w:proofErr w:type="spellStart"/>
-      <w:r>
-        <w:rPr>
-          <w:sz w:val="20"/>
-        </w:rPr>
-        <w:t>Playground</w:t>
-      </w:r>
-      <w:proofErr w:type="spellEnd"/>
-      <w:r>
-        <w:rPr>
-          <w:sz w:val="20"/>
-        </w:rPr>
-        <w:t xml:space="preserve"> </w:t>
-      </w:r>
-      <w:proofErr w:type="spellStart"/>
-      <w:r>
-        <w:rPr>
-          <w:sz w:val="20"/>
-        </w:rPr>
-        <w:t>Bluefruit</w:t>
-      </w:r>
-      <w:proofErr w:type="spellEnd"/>
-      <w:r>
-        <w:rPr>
-          <w:sz w:val="20"/>
-        </w:rPr>
-        <w:t xml:space="preserve"> – Bluetooth Low Energy, Produkt-ID 4333. Produktfoto auf dem Titelblatt (4333-09.jpg). https://www.adafruit.com/product/4333; Bilddatei: https://cdn-shop.adafruit.com/1200x900/4333-09.jpg (abgerufen am 13.10.2026).</w:t>
+        <w:t>Produktfoto auf dem Titelblatt (4333-09.jpg). https://www.adafruit.com/product/4333; Bilddatei: https://cdn-shop.adafruit.com/1200x900/4333-09.jpg (abgerufen am 13.10.2026).</w:t>
       </w:r>
     </w:p>
     <w:p>
@@ -19401,11 +19559,15 @@
             <w:pPr>
               <w:spacing w:after="0" w:line="240" w:lineRule="auto"/>
               <w:jc w:val="left"/>
+              <w:rPr>
+                <w:lang w:val="en-US"/>
+              </w:rPr>
             </w:pPr>
             <w:r>
               <w:rPr>
                 <w:rFonts w:eastAsia="Calibri"/>
                 <w:sz w:val="18"/>
+                <w:lang w:val="en-US"/>
               </w:rPr>
               <w:t>Transmission Control Protocol / Internet Protocol</w:t>
             </w:r>
@@ -19512,12 +19674,64 @@
             <w:pPr>
               <w:spacing w:after="0" w:line="240" w:lineRule="auto"/>
               <w:jc w:val="left"/>
-            </w:pPr>
-            <w:r>
-              <w:rPr>
-                <w:sz w:val="18"/>
-              </w:rPr>
-              <w:t>USB Communications Device Class; serieller Datenkanal über USB</w:t>
+              <w:rPr>
+                <w:lang w:val="en-US"/>
+              </w:rPr>
+            </w:pPr>
+            <w:r>
+              <w:rPr>
+                <w:sz w:val="18"/>
+                <w:lang w:val="en-US"/>
+              </w:rPr>
+              <w:t xml:space="preserve">USB Communications Device Class; </w:t>
+            </w:r>
+            <w:proofErr w:type="spellStart"/>
+            <w:r>
+              <w:rPr>
+                <w:sz w:val="18"/>
+                <w:lang w:val="en-US"/>
+              </w:rPr>
+              <w:t>serieller</w:t>
+            </w:r>
+            <w:proofErr w:type="spellEnd"/>
+            <w:r>
+              <w:rPr>
+                <w:sz w:val="18"/>
+                <w:lang w:val="en-US"/>
+              </w:rPr>
+              <w:t xml:space="preserve"> </w:t>
+            </w:r>
+            <w:proofErr w:type="spellStart"/>
+            <w:r>
+              <w:rPr>
+                <w:sz w:val="18"/>
+                <w:lang w:val="en-US"/>
+              </w:rPr>
+              <w:t>Datenkanal</w:t>
+            </w:r>
+            <w:proofErr w:type="spellEnd"/>
+            <w:r>
+              <w:rPr>
+                <w:sz w:val="18"/>
+                <w:lang w:val="en-US"/>
+              </w:rPr>
+              <w:t xml:space="preserve"> </w:t>
+            </w:r>
+            <w:proofErr w:type="spellStart"/>
+            <w:r>
+              <w:rPr>
+                <w:sz w:val="18"/>
+                <w:lang w:val="en-US"/>
+              </w:rPr>
+              <w:t>über</w:t>
+            </w:r>
+            <w:proofErr w:type="spellEnd"/>
+            <w:r>
+              <w:rPr>
+                <w:sz w:val="18"/>
+                <w:lang w:val="en-US"/>
+              </w:rPr>
+              <w:t xml:space="preserve"> USB</w:t>
             </w:r>
           </w:p>
         </w:tc>
@@ -28033,7 +28247,6 @@
   <w:style w:type="character" w:default="1" w:styleId="Absatz-Standardschriftart">
     <w:name w:val="Default Paragraph Font"/>
     <w:uiPriority w:val="1"/>
-    <w:semiHidden/>
     <w:unhideWhenUsed/>
   </w:style>
   <w:style w:type="table" w:default="1" w:styleId="NormaleTabelle">
@@ -39064,6 +39277,19 @@
       <w:shd w:val="clear" w:color="auto" w:fill="E1DFDD"/>
     </w:rPr>
   </w:style>
+  <w:style w:type="paragraph" w:styleId="StandardWeb">
+    <w:name w:val="Normal (Web)"/>
+    <w:basedOn w:val="Standard"/>
+    <w:uiPriority w:val="99"/>
+    <w:semiHidden/>
+    <w:unhideWhenUsed/>
+    <w:rsid w:val="00F6582D"/>
+    <w:rPr>
+      <w:rFonts w:ascii="Times New Roman" w:hAnsi="Times New Roman" w:cs="Times New Roman"/>
+      <w:sz w:val="24"/>
+      <w:szCs w:val="24"/>
+    </w:rPr>
+  </w:style>
 </w:styles>
 </file>
 
@@ -39397,6 +39623,16 @@
 </file>
 
 <file path=customXml/item2.xml><?xml version="1.0" encoding="utf-8"?>
+<p:properties xmlns:p="http://schemas.microsoft.com/office/2006/metadata/properties" xmlns:xsi="http://www.w3.org/2001/XMLSchema-instance" xmlns:pc="http://schemas.microsoft.com/office/infopath/2007/PartnerControls">
+  <documentManagement/>
+</p:properties>
+</file>
+
+<file path=customXml/item3.xml><?xml version="1.0" encoding="utf-8"?>
+<b:Sources xmlns:b="http://schemas.openxmlformats.org/officeDocument/2006/bibliography" xmlns="http://schemas.openxmlformats.org/officeDocument/2006/bibliography" SelectedStyle="/APA.XSL" StyleName="APA"/>
+</file>
+
+<file path=customXml/item4.xml><?xml version="1.0" encoding="utf-8"?>
 <ct:contentTypeSchema xmlns:ct="http://schemas.microsoft.com/office/2006/metadata/contentType" xmlns:ma="http://schemas.microsoft.com/office/2006/metadata/properties/metaAttributes" ct:_="" ma:_="" ma:contentTypeName="Dokument" ma:contentTypeID="0x010100CCD019C7979C9A4186E5FB014ADD6560" ma:contentTypeVersion="1" ma:contentTypeDescription="Ein neues Dokument erstellen." ma:contentTypeScope="" ma:versionID="f71043c15f6888cfeee9cc20521df815">
   <xsd:schema xmlns:xsd="http://www.w3.org/2001/XMLSchema" xmlns:xs="http://www.w3.org/2001/XMLSchema" xmlns:p="http://schemas.microsoft.com/office/2006/metadata/properties" xmlns:ns3="343663c4-c1c5-477a-bb21-96e903a77e67" targetNamespace="http://schemas.microsoft.com/office/2006/metadata/properties" ma:root="true" ma:fieldsID="82b06cf3dbe0d7fc0a9df9d20553d757" ns3:_="">
     <xsd:import namespace="343663c4-c1c5-477a-bb21-96e903a77e67"/>
@@ -39522,16 +39758,6 @@
 </ct:contentTypeSchema>
 </file>
 
-<file path=customXml/item3.xml><?xml version="1.0" encoding="utf-8"?>
-<b:Sources xmlns:b="http://schemas.openxmlformats.org/officeDocument/2006/bibliography" xmlns="http://schemas.openxmlformats.org/officeDocument/2006/bibliography" SelectedStyle="/APA.XSL" StyleName="APA"/>
-</file>
-
-<file path=customXml/item4.xml><?xml version="1.0" encoding="utf-8"?>
-<p:properties xmlns:p="http://schemas.microsoft.com/office/2006/metadata/properties" xmlns:xsi="http://www.w3.org/2001/XMLSchema-instance" xmlns:pc="http://schemas.microsoft.com/office/infopath/2007/PartnerControls">
-  <documentManagement/>
-</p:properties>
-</file>
-
 <file path=customXml/itemProps1.xml><?xml version="1.0" encoding="utf-8"?>
 <ds:datastoreItem xmlns:ds="http://schemas.openxmlformats.org/officeDocument/2006/customXml" ds:itemID="{986A51B1-B06F-4171-A59E-7E099E82F735}">
   <ds:schemaRefs>
@@ -39541,6 +39767,23 @@
 </file>
 
 <file path=customXml/itemProps2.xml><?xml version="1.0" encoding="utf-8"?>
+<ds:datastoreItem xmlns:ds="http://schemas.openxmlformats.org/officeDocument/2006/customXml" ds:itemID="{6498FA8E-A275-4E03-9E45-EF2F9D562406}">
+  <ds:schemaRefs>
+    <ds:schemaRef ds:uri="http://schemas.microsoft.com/office/2006/metadata/properties"/>
+    <ds:schemaRef ds:uri="http://schemas.microsoft.com/office/infopath/2007/PartnerControls"/>
+  </ds:schemaRefs>
+</ds:datastoreItem>
+</file>
+
+<file path=customXml/itemProps3.xml><?xml version="1.0" encoding="utf-8"?>
+<ds:datastoreItem xmlns:ds="http://schemas.openxmlformats.org/officeDocument/2006/customXml" ds:itemID="{EF278816-EC6F-A645-907D-7F25AECB1D4A}">
+  <ds:schemaRefs>
+    <ds:schemaRef ds:uri="http://schemas.openxmlformats.org/officeDocument/2006/bibliography"/>
+  </ds:schemaRefs>
+</ds:datastoreItem>
+</file>
+
+<file path=customXml/itemProps4.xml><?xml version="1.0" encoding="utf-8"?>
 <ds:datastoreItem xmlns:ds="http://schemas.openxmlformats.org/officeDocument/2006/customXml" ds:itemID="{57FE2024-FA53-49CF-A6B6-BECB4FA02D82}">
   <ds:schemaRefs>
     <ds:schemaRef ds:uri="http://schemas.microsoft.com/office/2006/metadata/contentType"/>
@@ -39556,21 +39799,4 @@
     <ds:schemaRef ds:uri="http://schemas.microsoft.com/internal/obd"/>
   </ds:schemaRefs>
 </ds:datastoreItem>
-</file>
-
-<file path=customXml/itemProps3.xml><?xml version="1.0" encoding="utf-8"?>
-<ds:datastoreItem xmlns:ds="http://schemas.openxmlformats.org/officeDocument/2006/customXml" ds:itemID="{EF278816-EC6F-A645-907D-7F25AECB1D4A}">
-  <ds:schemaRefs>
-    <ds:schemaRef ds:uri="http://schemas.openxmlformats.org/officeDocument/2006/bibliography"/>
-  </ds:schemaRefs>
-</ds:datastoreItem>
-</file>
-
-<file path=customXml/itemProps4.xml><?xml version="1.0" encoding="utf-8"?>
-<ds:datastoreItem xmlns:ds="http://schemas.openxmlformats.org/officeDocument/2006/customXml" ds:itemID="{6498FA8E-A275-4E03-9E45-EF2F9D562406}">
-  <ds:schemaRefs>
-    <ds:schemaRef ds:uri="http://schemas.microsoft.com/office/2006/metadata/properties"/>
-    <ds:schemaRef ds:uri="http://schemas.microsoft.com/office/infopath/2007/PartnerControls"/>
-  </ds:schemaRefs>
-</ds:datastoreItem>
 </file>